--- a/doc/producer/description.docx
+++ b/doc/producer/description.docx
@@ -188,7 +188,7 @@
           <w:sz w:val="22"/>
           <w:szCs w:val="22"/>
         </w:rPr>
-        <w:t xml:space="preserve">Owns a POSIX shared memory segment (shm_open/ftruncate/mmap) holding a ring buffer of fixed-size slots. Slot size is slotSize = sizeof(PacketHeader) + payloadSize; slot count (capacity) is computed on open as ringBufferBytes / slotSize. The publish(header, payload) method picks the next slot via the atomic write index writeIndex, applies seqlock versioning to the slot (odd value before the write, data copy, even value after the write — so Consumer can detect a race and discard a corrupted packet), advances writeIndex with an overwrite-oldest policy on buffer overflow, and notifies Consumer through FutexGate that new data is available.</w:t>
+        <w:t xml:space="preserve">Owns a POSIX shared memory segment (shm_open/ftruncate/mmap) holding a control block followed by a ring buffer of fixed-size slots; slot size and slot count are derived from payloadSize and ringBufferBytes. The publish(header, payload) method picks the next slot via the atomic write index writeIndex, applies seqlock versioning to the slot (odd value before the write, data copy, even value after the write, so a concurrent reader retries until it observes a stable snapshot), advances writeIndex with an overwrite-oldest policy on buffer overflow, and notifies Consumer through FutexGate that new data is available. munmap and shm_unlink run in the destructor.</w:t>
       </w:r>
     </w:p>
     <w:p>
@@ -222,7 +222,7 @@
           <w:sz w:val="22"/>
           <w:szCs w:val="22"/>
         </w:rPr>
-        <w:t xml:space="preserve">A thin wrapper over the Linux futex() syscall (FUTEX_WAIT/FUTEX_WAKE) around the atomic writeIndex word in shared memory. Used by SharedRingBuffer to wake Consumer without busy-waiting, and lets several consecutively published packets be coalesced into a single wakeup.</w:t>
+        <w:t xml:space="preserve">A thin wrapper over the Linux futex() syscall (FUTEX_WAIT/FUTEX_WAKE) around a dedicated 32-bit notify word in the control block, kept separate from the 64-bit writeIndex since futex only operates on 32-bit words. Used by SharedRingBuffer to wake Consumer without busy-waiting, and lets several consecutively published packets be coalesced into a single wakeup.</w:t>
       </w:r>
     </w:p>
     <w:p>
@@ -256,7 +256,41 @@
           <w:sz w:val="22"/>
           <w:szCs w:val="22"/>
         </w:rPr>
-        <w:t xml:space="preserve">Installs signal handlers (sigaction) for the custom signals SIGUSR1 (pause) and SIGUSR2 (resume). Holds an atomic paused flag and provides a wait/wake primitive that lets the main loop block without polling the CPU during a pause and resume instantly on receiving the resume signal.</w:t>
+        <w:t xml:space="preserve">Installs signal handlers (sigaction) for SIGUSR1 (pause), SIGUSR2 (resume), and SIGINT/SIGTERM (graceful shutdown). Holds two atomic flags, paused and stopRequested, checked by the main loop; togglePause() lets KeypressListener flip the pause flag without a signal.</w:t>
+      </w:r>
+    </w:p>
+    <w:p>
+      <w:pPr>
+        <w:spacing w:after="100"/>
+        <w:rPr>
+          <w:b/>
+          <w:sz w:val="28"/>
+          <w:szCs w:val="28"/>
+        </w:rPr>
+      </w:pPr>
+      <w:r>
+        <w:rPr>
+          <w:b/>
+          <w:sz w:val="28"/>
+          <w:szCs w:val="28"/>
+        </w:rPr>
+        <w:t xml:space="preserve">KeypressListener</w:t>
+      </w:r>
+    </w:p>
+    <w:p>
+      <w:pPr>
+        <w:spacing w:after="320"/>
+        <w:rPr>
+          <w:sz w:val="22"/>
+          <w:szCs w:val="22"/>
+        </w:rPr>
+      </w:pPr>
+      <w:r>
+        <w:rPr>
+          <w:sz w:val="22"/>
+          <w:szCs w:val="22"/>
+        </w:rPr>
+        <w:t xml:space="preserve">Alternative to SIGUSR1/SIGUSR2: puts the terminal into raw mode and reads stdin on a background thread, toggling SignalController's pause flag on any keypress. A no-op if stdin is not a terminal.</w:t>
       </w:r>
     </w:p>
     <w:p>
@@ -290,7 +324,7 @@
           <w:sz w:val="22"/>
           <w:szCs w:val="22"/>
         </w:rPr>
-        <w:t xml:space="preserve">Entry point and orchestrator of the application. Parses CliOptions, creates and owns instances of RandomPayloadGenerator, SharedRingBuffer, and SignalController. Runs the main loop: check the pause state, generate the payload, build the PacketHeader, compute the checksum via ChecksumCalculator::compute(...), publish the packet into the ring buffer — until the process receives a termination signal.</w:t>
+        <w:t xml:space="preserve">Entry point and orchestrator of the application. Parses CliOptions, creates and owns instances of RandomPayloadGenerator, SharedRingBuffer, SignalController, and KeypressListener. Runs the main loop: check the pause state, generate the payload, build the PacketHeader, compute the checksum via ChecksumCalculator::compute(...), publish the packet into the ring buffer — until SignalController reports a stop request.</w:t>
       </w:r>
     </w:p>
     <w:sectPr>
